--- a/zht/docx/020.content.docx
+++ b/zht/docx/020.content.docx
@@ -19,7 +19,7 @@
         <w:rPr>
           <w:lang w:val="zh_TW" w:bidi="zh_TW"/>
         </w:rPr>
-        <w:t>Resource: Tyndale Open Study Notes</w:t>
+        <w:t>Resource: Aquifer Open Study Notes (Profiles)</w:t>
       </w:r>
       <w:r>
         <w:rPr>
@@ -112,7 +112,7 @@
         <w:rPr>
           <w:lang w:val="zh_TW" w:bidi="zh_TW"/>
         </w:rPr>
-        <w:t>Tyndale Open Study Notes</w:t>
+        <w:t>Aquifer Open Study Notes (Profiles)</w:t>
       </w:r>
     </w:p>
     <w:p>

--- a/zht/docx/020.content.docx
+++ b/zht/docx/020.content.docx
@@ -233,18 +233,12 @@
         </w:rPr>
         <w:t>路得是善良且忠誠的女子，她的故事展現神隱藏的帶領如何幫助愛祂的人（</w:t>
       </w:r>
-      <w:hyperlink r:id="rId13">
-        <w:r>
-          <w:rPr>
-            <w:lang w:val="zh_TW" w:bidi="zh_TW"/>
-          </w:rPr>
-          <w:rPr>
-            <w:color w:val="0000EE"/>
-            <w:u w:val="single"/>
-          </w:rPr>
-          <w:t>羅8:28</w:t>
-        </w:r>
-      </w:hyperlink>
+      <w:r>
+        <w:rPr>
+          <w:lang w:val="zh_TW" w:bidi="zh_TW"/>
+        </w:rPr>
+        <w:t>羅8:28</w:t>
+      </w:r>
       <w:r>
         <w:rPr>
           <w:lang w:val="zh_TW" w:bidi="zh_TW"/>
@@ -265,18 +259,12 @@
         </w:rPr>
         <w:t>路得生活在士師時代的混亂時期。她是來自摩押的外邦女子，當以色列人以利米勒一家因饑荒遷居摩押時，她嫁入這個伯利恆的以色列家庭。然而，家中所有男子都在摩押去世，留下三位寡婦——路得、她的婆婆拿俄米，與她的嫂子俄珥巴。當拿俄米決定返回伯利恆時，路得選擇與她同去。她對婆婆的愛、忠誠和對拿俄米所信之耶和華的信仰無可比擬（</w:t>
       </w:r>
-      <w:hyperlink r:id="rId14">
-        <w:r>
-          <w:rPr>
-            <w:lang w:val="zh_TW" w:bidi="zh_TW"/>
-          </w:rPr>
-          <w:rPr>
-            <w:color w:val="0000EE"/>
-            <w:u w:val="single"/>
-          </w:rPr>
-          <w:t>得1:16–17</w:t>
-        </w:r>
-      </w:hyperlink>
+      <w:r>
+        <w:rPr>
+          <w:lang w:val="zh_TW" w:bidi="zh_TW"/>
+        </w:rPr>
+        <w:t>得1:16–17</w:t>
+      </w:r>
       <w:r>
         <w:rPr>
           <w:lang w:val="zh_TW" w:bidi="zh_TW"/>
@@ -297,18 +285,12 @@
         </w:rPr>
         <w:t>正如拿俄米所預料的那樣，在伯利恆的生活對她和媳婦路得十分艱難。為了解決糧食問題，路得主動去田間拾取麥穗。這項工作既勞累又充滿風險（</w:t>
       </w:r>
-      <w:hyperlink r:id="rId15">
-        <w:r>
-          <w:rPr>
-            <w:lang w:val="zh_TW" w:bidi="zh_TW"/>
-          </w:rPr>
-          <w:rPr>
-            <w:color w:val="0000EE"/>
-            <w:u w:val="single"/>
-          </w:rPr>
-          <w:t>得2:2</w:t>
-        </w:r>
-      </w:hyperlink>
+      <w:r>
+        <w:rPr>
+          <w:lang w:val="zh_TW" w:bidi="zh_TW"/>
+        </w:rPr>
+        <w:t>得2:2</w:t>
+      </w:r>
       <w:r>
         <w:rPr>
           <w:lang w:val="zh_TW" w:bidi="zh_TW"/>
@@ -329,72 +311,48 @@
         </w:rPr>
         <w:t>在拿俄米的鼓勵下，路得請求財主波阿斯擔任她們家的至親買贖者（</w:t>
       </w:r>
-      <w:hyperlink r:id="rId16">
-        <w:r>
-          <w:rPr>
-            <w:lang w:val="zh_TW" w:bidi="zh_TW"/>
-          </w:rPr>
-          <w:rPr>
-            <w:color w:val="0000EE"/>
-            <w:u w:val="single"/>
-          </w:rPr>
-          <w:t>得3:1–9</w:t>
-        </w:r>
-      </w:hyperlink>
+      <w:r>
+        <w:rPr>
+          <w:lang w:val="zh_TW" w:bidi="zh_TW"/>
+        </w:rPr>
+        <w:t>得3:1–9</w:t>
+      </w:r>
       <w:r>
         <w:rPr>
           <w:lang w:val="zh_TW" w:bidi="zh_TW"/>
         </w:rPr>
         <w:t>），這也包括娶她為妻。透過這個請求，路得展現對家族的極大忠誠（</w:t>
       </w:r>
-      <w:hyperlink r:id="rId17">
-        <w:r>
-          <w:rPr>
-            <w:lang w:val="zh_TW" w:bidi="zh_TW"/>
-          </w:rPr>
-          <w:rPr>
-            <w:color w:val="0000EE"/>
-            <w:u w:val="single"/>
-          </w:rPr>
-          <w:t>得3:10</w:t>
-        </w:r>
-      </w:hyperlink>
+      <w:r>
+        <w:rPr>
+          <w:lang w:val="zh_TW" w:bidi="zh_TW"/>
+        </w:rPr>
+        <w:t>得3:10</w:t>
+      </w:r>
       <w:r>
         <w:rPr>
           <w:lang w:val="zh_TW" w:bidi="zh_TW"/>
         </w:rPr>
         <w:t>）。她對拿俄米無私又勤勉的照顧，是這卷書的核心主題之一。波阿斯稱讚路得為賢德的女子（</w:t>
       </w:r>
-      <w:hyperlink r:id="rId18">
-        <w:r>
-          <w:rPr>
-            <w:lang w:val="zh_TW" w:bidi="zh_TW"/>
-          </w:rPr>
-          <w:rPr>
-            <w:color w:val="0000EE"/>
-            <w:u w:val="single"/>
-          </w:rPr>
-          <w:t>得3:11</w:t>
-        </w:r>
-      </w:hyperlink>
+      <w:r>
+        <w:rPr>
+          <w:lang w:val="zh_TW" w:bidi="zh_TW"/>
+        </w:rPr>
+        <w:t>得3:11</w:t>
+      </w:r>
       <w:r>
         <w:rPr>
           <w:lang w:val="zh_TW" w:bidi="zh_TW"/>
         </w:rPr>
         <w:t>）。她展現了賢德女子的真正意義（見</w:t>
       </w:r>
-      <w:hyperlink r:id="rId19">
-        <w:r>
-          <w:rPr>
-            <w:lang w:val="zh_TW" w:bidi="zh_TW"/>
-          </w:rPr>
-          <w:rPr>
-            <w:color w:val="0000EE"/>
-            <w:u w:val="single"/>
-          </w:rPr>
-          <w:t>箴31:10–31</w:t>
-        </w:r>
-      </w:hyperlink>
+      <w:r>
+        <w:rPr>
+          <w:lang w:val="zh_TW" w:bidi="zh_TW"/>
+        </w:rPr>
+        <w:t>箴31:10–31</w:t>
+      </w:r>
       <w:r>
         <w:rPr>
           <w:lang w:val="zh_TW" w:bidi="zh_TW"/>
@@ -415,18 +373,12 @@
         </w:rPr>
         <w:t>波阿斯解決了相關的法律問題，並迎娶了路得。這卷書的結尾記載他們的兒子俄備得出生，突顯出路得記的一要目的——俄備得就是大衛王的祖父。新約聖經中，路得是耶穌基督家譜中僅有的五位女性之一（</w:t>
       </w:r>
-      <w:hyperlink r:id="rId20">
-        <w:r>
-          <w:rPr>
-            <w:lang w:val="zh_TW" w:bidi="zh_TW"/>
-          </w:rPr>
-          <w:rPr>
-            <w:color w:val="0000EE"/>
-            <w:u w:val="single"/>
-          </w:rPr>
-          <w:t>太1:5</w:t>
-        </w:r>
-      </w:hyperlink>
+      <w:r>
+        <w:rPr>
+          <w:lang w:val="zh_TW" w:bidi="zh_TW"/>
+        </w:rPr>
+        <w:t>太1:5</w:t>
+      </w:r>
       <w:r>
         <w:rPr>
           <w:lang w:val="zh_TW" w:bidi="zh_TW"/>
@@ -456,36 +408,24 @@
           <w:lang w:val="zh_TW" w:bidi="zh_TW"/>
         </w:rPr>
       </w:r>
-      <w:hyperlink r:id="rId21">
-        <w:r>
-          <w:rPr>
-            <w:lang w:val="zh_TW" w:bidi="zh_TW"/>
-          </w:rPr>
-          <w:rPr>
-            <w:color w:val="0000EE"/>
-            <w:u w:val="single"/>
-          </w:rPr>
-          <w:t>得1:4–4:13</w:t>
-        </w:r>
-      </w:hyperlink>
+      <w:r>
+        <w:rPr>
+          <w:lang w:val="zh_TW" w:bidi="zh_TW"/>
+        </w:rPr>
+        <w:t>得1:4–4:13</w:t>
+      </w:r>
       <w:r>
         <w:rPr>
           <w:lang w:val="zh_TW" w:bidi="zh_TW"/>
         </w:rPr>
         <w:t>；</w:t>
       </w:r>
-      <w:hyperlink r:id="rId20">
-        <w:r>
-          <w:rPr>
-            <w:lang w:val="zh_TW" w:bidi="zh_TW"/>
-          </w:rPr>
-          <w:rPr>
-            <w:color w:val="0000EE"/>
-            <w:u w:val="single"/>
-          </w:rPr>
-          <w:t>太1:5</w:t>
-        </w:r>
-      </w:hyperlink>
+      <w:r>
+        <w:rPr>
+          <w:lang w:val="zh_TW" w:bidi="zh_TW"/>
+        </w:rPr>
+        <w:t>太1:5</w:t>
+      </w:r>
       <w:r>
         <w:rPr>
           <w:lang w:val="zh_TW" w:bidi="zh_TW"/>
@@ -548,54 +488,36 @@
         </w:rPr>
         <w:t>我們對路加的背景知之甚少，但他可能是在小亞細亞西部首次遇見保羅，在那裡成為基督徒。他離開家鄉事奉耶穌，並作為保羅忠實的助手，傳播關於耶穌的好消息。保羅親切地稱他為「親愛的醫生」和忠心的「同工」（</w:t>
       </w:r>
-      <w:hyperlink r:id="rId22">
-        <w:r>
-          <w:rPr>
-            <w:lang w:val="zh_TW" w:bidi="zh_TW"/>
-          </w:rPr>
-          <w:rPr>
-            <w:color w:val="0000EE"/>
-            <w:u w:val="single"/>
-          </w:rPr>
-          <w:t>西4:14</w:t>
-        </w:r>
-      </w:hyperlink>
+      <w:r>
+        <w:rPr>
+          <w:lang w:val="zh_TW" w:bidi="zh_TW"/>
+        </w:rPr>
+        <w:t>西4:14</w:t>
+      </w:r>
       <w:r>
         <w:rPr>
           <w:lang w:val="zh_TW" w:bidi="zh_TW"/>
         </w:rPr>
         <w:t>；</w:t>
       </w:r>
-      <w:hyperlink r:id="rId23">
-        <w:r>
-          <w:rPr>
-            <w:lang w:val="zh_TW" w:bidi="zh_TW"/>
-          </w:rPr>
-          <w:rPr>
-            <w:color w:val="0000EE"/>
-            <w:u w:val="single"/>
-          </w:rPr>
-          <w:t>門1:24</w:t>
-        </w:r>
-      </w:hyperlink>
+      <w:r>
+        <w:rPr>
+          <w:lang w:val="zh_TW" w:bidi="zh_TW"/>
+        </w:rPr>
+        <w:t>門1:24</w:t>
+      </w:r>
       <w:r>
         <w:rPr>
           <w:lang w:val="zh_TW" w:bidi="zh_TW"/>
         </w:rPr>
         <w:t>）。當保羅在羅馬等待處決時，路加是唯一陪伴他的基督徒（</w:t>
       </w:r>
-      <w:hyperlink r:id="rId24">
-        <w:r>
-          <w:rPr>
-            <w:lang w:val="zh_TW" w:bidi="zh_TW"/>
-          </w:rPr>
-          <w:rPr>
-            <w:color w:val="0000EE"/>
-            <w:u w:val="single"/>
-          </w:rPr>
-          <w:t>提後4:11</w:t>
-        </w:r>
-      </w:hyperlink>
+      <w:r>
+        <w:rPr>
+          <w:lang w:val="zh_TW" w:bidi="zh_TW"/>
+        </w:rPr>
+        <w:t>提後4:11</w:t>
+      </w:r>
       <w:r>
         <w:rPr>
           <w:lang w:val="zh_TW" w:bidi="zh_TW"/>
@@ -616,18 +538,12 @@
         </w:rPr>
         <w:t>在保羅最後一次前往耶路撒冷的旅程中，路加可能收集了路加福音和使徒行傳前半部分的信息。在保羅被囚兩年間，路加拜訪那些聽過和見過耶穌的人，並研究其他人寫下關於耶穌的資料。然後，他寫了關於耶穌生命和教導的詳細記述（見</w:t>
       </w:r>
-      <w:hyperlink r:id="rId25">
-        <w:r>
-          <w:rPr>
-            <w:lang w:val="zh_TW" w:bidi="zh_TW"/>
-          </w:rPr>
-          <w:rPr>
-            <w:color w:val="0000EE"/>
-            <w:u w:val="single"/>
-          </w:rPr>
-          <w:t>路1:1–4</w:t>
-        </w:r>
-      </w:hyperlink>
+      <w:r>
+        <w:rPr>
+          <w:lang w:val="zh_TW" w:bidi="zh_TW"/>
+        </w:rPr>
+        <w:t>路1:1–4</w:t>
+      </w:r>
       <w:r>
         <w:rPr>
           <w:lang w:val="zh_TW" w:bidi="zh_TW"/>
@@ -648,72 +564,48 @@
         </w:rPr>
         <w:t>當保羅乘船前往羅馬接受審判時，路加與他同行。保羅在囚禁中等待審判時，路加可能利用這段時間寫下使徒行傳。使徒行傳前十五章，按照事件發生的順序，記載最早的宣教工作，這些是耶穌的早期追隨者告訴他的。保羅本人可能也曾分享其中部分內容。從</w:t>
       </w:r>
-      <w:hyperlink r:id="rId26">
-        <w:r>
-          <w:rPr>
-            <w:lang w:val="zh_TW" w:bidi="zh_TW"/>
-          </w:rPr>
-          <w:rPr>
-            <w:color w:val="0000EE"/>
-            <w:u w:val="single"/>
-          </w:rPr>
-          <w:t>使徒行傳十六章10節</w:t>
-        </w:r>
-      </w:hyperlink>
+      <w:r>
+        <w:rPr>
+          <w:lang w:val="zh_TW" w:bidi="zh_TW"/>
+        </w:rPr>
+        <w:t>使徒行傳十六章10節</w:t>
+      </w:r>
       <w:r>
         <w:rPr>
           <w:lang w:val="zh_TW" w:bidi="zh_TW"/>
         </w:rPr>
         <w:t>開始，路加寫下自己加入保羅團隊後的所見所聞。在使徒行傳中，路加強調聖靈如何使早期的宣教士得著能力，並指引他們的工作（見</w:t>
       </w:r>
-      <w:hyperlink r:id="rId27">
-        <w:r>
-          <w:rPr>
-            <w:lang w:val="zh_TW" w:bidi="zh_TW"/>
-          </w:rPr>
-          <w:rPr>
-            <w:color w:val="0000EE"/>
-            <w:u w:val="single"/>
-          </w:rPr>
-          <w:t>徒1:4–5</w:t>
-        </w:r>
-      </w:hyperlink>
+      <w:r>
+        <w:rPr>
+          <w:lang w:val="zh_TW" w:bidi="zh_TW"/>
+        </w:rPr>
+        <w:t>徒1:4–5</w:t>
+      </w:r>
       <w:r>
         <w:rPr>
           <w:lang w:val="zh_TW" w:bidi="zh_TW"/>
         </w:rPr>
         <w:t>、</w:t>
       </w:r>
-      <w:hyperlink r:id="rId28">
-        <w:r>
-          <w:rPr>
-            <w:lang w:val="zh_TW" w:bidi="zh_TW"/>
-          </w:rPr>
-          <w:rPr>
-            <w:color w:val="0000EE"/>
-            <w:u w:val="single"/>
-          </w:rPr>
-          <w:t>8</w:t>
-        </w:r>
-      </w:hyperlink>
+      <w:r>
+        <w:rPr>
+          <w:lang w:val="zh_TW" w:bidi="zh_TW"/>
+        </w:rPr>
+        <w:t>8</w:t>
+      </w:r>
       <w:r>
         <w:rPr>
           <w:lang w:val="zh_TW" w:bidi="zh_TW"/>
         </w:rPr>
         <w:t>）。這卷書以保羅仍在羅馬被囚作結（</w:t>
       </w:r>
-      <w:hyperlink r:id="rId29">
-        <w:r>
-          <w:rPr>
-            <w:lang w:val="zh_TW" w:bidi="zh_TW"/>
-          </w:rPr>
-          <w:rPr>
-            <w:color w:val="0000EE"/>
-            <w:u w:val="single"/>
-          </w:rPr>
-          <w:t>徒28:30–31</w:t>
-        </w:r>
-      </w:hyperlink>
+      <w:r>
+        <w:rPr>
+          <w:lang w:val="zh_TW" w:bidi="zh_TW"/>
+        </w:rPr>
+        <w:t>徒28:30–31</w:t>
+      </w:r>
       <w:r>
         <w:rPr>
           <w:lang w:val="zh_TW" w:bidi="zh_TW"/>
@@ -757,108 +649,72 @@
           <w:lang w:val="zh_TW" w:bidi="zh_TW"/>
         </w:rPr>
       </w:r>
-      <w:hyperlink r:id="rId30">
-        <w:r>
-          <w:rPr>
-            <w:lang w:val="zh_TW" w:bidi="zh_TW"/>
-          </w:rPr>
-          <w:rPr>
-            <w:color w:val="0000EE"/>
-            <w:u w:val="single"/>
-          </w:rPr>
-          <w:t>路1:3</w:t>
-        </w:r>
-      </w:hyperlink>
+      <w:r>
+        <w:rPr>
+          <w:lang w:val="zh_TW" w:bidi="zh_TW"/>
+        </w:rPr>
+        <w:t>路1:3</w:t>
+      </w:r>
       <w:r>
         <w:rPr>
           <w:lang w:val="zh_TW" w:bidi="zh_TW"/>
         </w:rPr>
         <w:t>；</w:t>
       </w:r>
-      <w:hyperlink r:id="rId31">
-        <w:r>
-          <w:rPr>
-            <w:lang w:val="zh_TW" w:bidi="zh_TW"/>
-          </w:rPr>
-          <w:rPr>
-            <w:color w:val="0000EE"/>
-            <w:u w:val="single"/>
-          </w:rPr>
-          <w:t>徒1:1</w:t>
-        </w:r>
-      </w:hyperlink>
+      <w:r>
+        <w:rPr>
+          <w:lang w:val="zh_TW" w:bidi="zh_TW"/>
+        </w:rPr>
+        <w:t>徒1:1</w:t>
+      </w:r>
       <w:r>
         <w:rPr>
           <w:lang w:val="zh_TW" w:bidi="zh_TW"/>
         </w:rPr>
         <w:t>，</w:t>
       </w:r>
-      <w:hyperlink r:id="rId26">
-        <w:r>
-          <w:rPr>
-            <w:lang w:val="zh_TW" w:bidi="zh_TW"/>
-          </w:rPr>
-          <w:rPr>
-            <w:color w:val="0000EE"/>
-            <w:u w:val="single"/>
-          </w:rPr>
-          <w:t>16:10</w:t>
-        </w:r>
-      </w:hyperlink>
+      <w:r>
+        <w:rPr>
+          <w:lang w:val="zh_TW" w:bidi="zh_TW"/>
+        </w:rPr>
+        <w:t>16:10</w:t>
+      </w:r>
       <w:r>
         <w:rPr>
           <w:lang w:val="zh_TW" w:bidi="zh_TW"/>
         </w:rPr>
         <w:t>；</w:t>
       </w:r>
-      <w:hyperlink r:id="rId22">
-        <w:r>
-          <w:rPr>
-            <w:lang w:val="zh_TW" w:bidi="zh_TW"/>
-          </w:rPr>
-          <w:rPr>
-            <w:color w:val="0000EE"/>
-            <w:u w:val="single"/>
-          </w:rPr>
-          <w:t>西4:14</w:t>
-        </w:r>
-      </w:hyperlink>
+      <w:r>
+        <w:rPr>
+          <w:lang w:val="zh_TW" w:bidi="zh_TW"/>
+        </w:rPr>
+        <w:t>西4:14</w:t>
+      </w:r>
       <w:r>
         <w:rPr>
           <w:lang w:val="zh_TW" w:bidi="zh_TW"/>
         </w:rPr>
         <w:t>；</w:t>
       </w:r>
-      <w:hyperlink r:id="rId24">
-        <w:r>
-          <w:rPr>
-            <w:lang w:val="zh_TW" w:bidi="zh_TW"/>
-          </w:rPr>
-          <w:rPr>
-            <w:color w:val="0000EE"/>
-            <w:u w:val="single"/>
-          </w:rPr>
-          <w:t>提後4:11</w:t>
-        </w:r>
-      </w:hyperlink>
+      <w:r>
+        <w:rPr>
+          <w:lang w:val="zh_TW" w:bidi="zh_TW"/>
+        </w:rPr>
+        <w:t>提後4:11</w:t>
+      </w:r>
       <w:r>
         <w:rPr>
           <w:lang w:val="zh_TW" w:bidi="zh_TW"/>
         </w:rPr>
         <w:t>；</w:t>
       </w:r>
-      <w:hyperlink r:id="rId23">
-        <w:r>
-          <w:rPr>
-            <w:lang w:val="zh_TW" w:bidi="zh_TW"/>
-          </w:rPr>
-          <w:rPr>
-            <w:color w:val="0000EE"/>
-            <w:u w:val="single"/>
-          </w:rPr>
-          <w:t>門1:24</w:t>
-        </w:r>
-      </w:hyperlink>
+      <w:r>
+        <w:rPr>
+          <w:lang w:val="zh_TW" w:bidi="zh_TW"/>
+        </w:rPr>
+        <w:t>門1:24</w:t>
+      </w:r>
       <w:r>
         <w:rPr>
           <w:lang w:val="zh_TW" w:bidi="zh_TW"/>
